--- a/export/docx/docs/25_23_Ph2交付_备份决策MCP事件管线.docx
+++ b/export/docx/docs/25_23_Ph2交付_备份决策MCP事件管线.docx
@@ -2425,7 +2425,390 @@
         <w:pStyle w:val="Heading2"/>
       </w:pPr>
       <w:r>
-        <w:t>7. 仍未完成</w:t>
+        <w:t>7. Rust 边缘采集（已完成）</w:t>
+      </w:r>
+    </w:p>
+    <w:p>
+      <w:pPr>
+        <w:pStyle w:val="Heading3"/>
+      </w:pPr>
+      <w:r>
+        <w:t>7.1 为什么零依赖</w:t>
+      </w:r>
+    </w:p>
+    <w:p>
+      <w:r>
+        <w:rPr>
+          <w:b w:val="0"/>
+        </w:rPr>
+        <w:t>工业边缘要长期稳定运行，依赖越少越可靠；现场部署常无外网，</w:t>
+      </w:r>
+      <w:r>
+        <w:rPr>
+          <w:rFonts w:ascii="Consolas" w:hAnsi="Consolas"/>
+          <w:b w:val="0"/>
+          <w:color w:val="0B4F75"/>
+          <w:sz w:val="19"/>
+        </w:rPr>
+        <w:t>cargo</w:t>
+      </w:r>
+      <w:r>
+        <w:rPr>
+          <w:b w:val="0"/>
+        </w:rPr>
+        <w:t xml:space="preserve"> 拉 crates 是负担。因此只用 </w:t>
+      </w:r>
+      <w:r>
+        <w:rPr>
+          <w:rFonts w:ascii="Consolas" w:hAnsi="Consolas"/>
+          <w:b w:val="0"/>
+          <w:color w:val="0B4F75"/>
+          <w:sz w:val="19"/>
+        </w:rPr>
+        <w:t>std</w:t>
+      </w:r>
+      <w:r>
+        <w:rPr>
+          <w:b w:val="0"/>
+        </w:rPr>
+        <w:t>：手写 HTTP/1.1（</w:t>
+      </w:r>
+      <w:r>
+        <w:rPr>
+          <w:rFonts w:ascii="Consolas" w:hAnsi="Consolas"/>
+          <w:b w:val="0"/>
+          <w:color w:val="0B4F75"/>
+          <w:sz w:val="19"/>
+        </w:rPr>
+        <w:t>TcpStream</w:t>
+      </w:r>
+      <w:r>
+        <w:rPr>
+          <w:b w:val="0"/>
+        </w:rPr>
+        <w:t>）+ 自实现 xorshift 随机 + 纯 Rust DSP。</w:t>
+      </w:r>
+    </w:p>
+    <w:p>
+      <w:pPr>
+        <w:pStyle w:val="Heading3"/>
+      </w:pPr>
+      <w:r>
+        <w:t>7.2 实测</w:t>
+      </w:r>
+    </w:p>
+    <w:p>
+      <w:pPr>
+        <w:ind w:left="240"/>
+      </w:pPr>
+      <w:r>
+        <w:rPr>
+          <w:rFonts w:ascii="Consolas" w:hAnsi="Consolas"/>
+          <w:color w:val="24292F"/>
+          <w:sz w:val="17"/>
+        </w:rPr>
+        <w:t>[edge] target=10.167.2.175:32231 /pdm-api/v1/diagnose tenant=site-a asset=FAN-00004 fs=25600</w:t>
+        <w:br/>
+        <w:t>[edge] #0 local_dsp rms=1.430 peak=2.399 kurt=1.58 crest=1.68 impulse=false</w:t>
+        <w:br/>
+        <w:t>[edge] #0 uplink ok hi=100.0 level=green pending=0</w:t>
+        <w:br/>
+        <w:t>[edge] #2 local_dsp rms=2.015 peak=6.101 kurt=1.60 crest=3.03 impulse=true</w:t>
+        <w:br/>
+        <w:t>[edge] #2 uplink ok hi=99.77 level=green pending=0</w:t>
+        <w:br/>
+        <w:t>[edge] #3 local_dsp rms=2.301 peak=7.271 kurt=1.59 crest=3.16 impulse=true</w:t>
+        <w:br/>
+        <w:t>[edge] #3 uplink ok hi=95.21 level=green pending=0</w:t>
+      </w:r>
+    </w:p>
+    <w:p>
+      <w:r>
+        <w:rPr>
+          <w:b/>
+        </w:rPr>
+        <w:t>三个能力被验证：</w:t>
+      </w:r>
+    </w:p>
+    <w:p>
+      <w:pPr>
+        <w:pStyle w:val="ListNumber"/>
+        <w:ind w:left="360"/>
+      </w:pPr>
+      <w:r>
+        <w:rPr>
+          <w:b/>
+        </w:rPr>
+        <w:t>边缘本地 DSP</w:t>
+      </w:r>
+      <w:r>
+        <w:rPr>
+          <w:b w:val="0"/>
+        </w:rPr>
+        <w:t>：RMS/峰值/峭度/峰值因子在边缘算完再上行（原始波形不出厂）</w:t>
+      </w:r>
+    </w:p>
+    <w:p>
+      <w:pPr>
+        <w:pStyle w:val="ListNumber"/>
+        <w:ind w:left="360"/>
+      </w:pPr>
+      <w:r>
+        <w:rPr>
+          <w:b/>
+        </w:rPr>
+        <w:t>冲击检出</w:t>
+      </w:r>
+      <w:r>
+        <w:rPr>
+          <w:b w:val="0"/>
+        </w:rPr>
+        <w:t>：注入点蚀后 crest 从 1.68 → 3.16，HI 从 100 → 95.21</w:t>
+      </w:r>
+    </w:p>
+    <w:p>
+      <w:pPr>
+        <w:pStyle w:val="ListNumber"/>
+        <w:ind w:left="360"/>
+      </w:pPr>
+      <w:r>
+        <w:rPr>
+          <w:b/>
+        </w:rPr>
+        <w:t>断网降级</w:t>
+      </w:r>
+      <w:r>
+        <w:rPr>
+          <w:b w:val="0"/>
+        </w:rPr>
+        <w:t xml:space="preserve">：首次运行（无 Host 头）4 次全部 </w:t>
+      </w:r>
+      <w:r>
+        <w:rPr>
+          <w:rFonts w:ascii="Consolas" w:hAnsi="Consolas"/>
+          <w:b w:val="0"/>
+          <w:sz w:val="19"/>
+        </w:rPr>
+        <w:t>DEGRADED</w:t>
+      </w:r>
+      <w:r>
+        <w:rPr>
+          <w:b w:val="0"/>
+        </w:rPr>
+        <w:t xml:space="preserve"> 且 </w:t>
+      </w:r>
+      <w:r>
+        <w:rPr>
+          <w:rFonts w:ascii="Consolas" w:hAnsi="Consolas"/>
+          <w:b w:val="0"/>
+          <w:sz w:val="19"/>
+        </w:rPr>
+        <w:t>cached</w:t>
+      </w:r>
+      <w:r>
+        <w:rPr>
+          <w:b w:val="0"/>
+        </w:rPr>
+        <w:t xml:space="preserve"> 累加，恢复后 </w:t>
+      </w:r>
+      <w:r>
+        <w:rPr>
+          <w:rFonts w:ascii="Consolas" w:hAnsi="Consolas"/>
+          <w:b w:val="0"/>
+          <w:sz w:val="19"/>
+        </w:rPr>
+        <w:t>pending=0</w:t>
+      </w:r>
+    </w:p>
+    <w:p>
+      <w:pPr>
+        <w:pStyle w:val="Heading3"/>
+      </w:pPr>
+      <w:r>
+        <w:t>7.3 工具链结论修正</w:t>
+      </w:r>
+    </w:p>
+    <w:tbl>
+      <w:tblPr>
+        <w:tblStyle w:val="TableGrid"/>
+        <w:tblW w:type="auto" w:w="0"/>
+        <w:tblLook w:firstColumn="1" w:firstRow="1" w:lastColumn="0" w:lastRow="0" w:noHBand="0" w:noVBand="1" w:val="04A0"/>
+      </w:tblPr>
+      <w:tblGrid>
+        <w:gridCol w:w="4320"/>
+        <w:gridCol w:w="4320"/>
+      </w:tblGrid>
+      <w:tr>
+        <w:tc>
+          <w:tcPr>
+            <w:tcW w:type="dxa" w:w="4320"/>
+          </w:tcPr>
+          <w:p>
+            <w:r/>
+            <w:r>
+              <w:rPr>
+                <w:b/>
+                <w:sz w:val="18"/>
+              </w:rPr>
+              <w:t>判断</w:t>
+            </w:r>
+          </w:p>
+        </w:tc>
+        <w:tc>
+          <w:tcPr>
+            <w:tcW w:type="dxa" w:w="4320"/>
+          </w:tcPr>
+          <w:p>
+            <w:r/>
+            <w:r>
+              <w:rPr>
+                <w:b/>
+                <w:sz w:val="18"/>
+              </w:rPr>
+              <w:t>实测</w:t>
+            </w:r>
+          </w:p>
+        </w:tc>
+      </w:tr>
+      <w:tr>
+        <w:tc>
+          <w:tcPr>
+            <w:tcW w:type="dxa" w:w="4320"/>
+          </w:tcPr>
+          <w:p>
+            <w:r/>
+            <w:r>
+              <w:rPr>
+                <w:sz w:val="18"/>
+              </w:rPr>
+              <w:t>"服务器无外网"</w:t>
+            </w:r>
+          </w:p>
+        </w:tc>
+        <w:tc>
+          <w:tcPr>
+            <w:tcW w:type="dxa" w:w="4320"/>
+          </w:tcPr>
+          <w:p>
+            <w:r/>
+            <w:r>
+              <w:rPr>
+                <w:sz w:val="18"/>
+              </w:rPr>
+              <w:t>❌ 错误。mirrors.aliyun.com 实测 1.48 MB/s，rsproxy.cn 1.15 MB/s</w:t>
+            </w:r>
+          </w:p>
+        </w:tc>
+      </w:tr>
+      <w:tr>
+        <w:tc>
+          <w:tcPr>
+            <w:tcW w:type="dxa" w:w="4320"/>
+          </w:tcPr>
+          <w:p>
+            <w:r/>
+            <w:r>
+              <w:rPr>
+                <w:sz w:val="18"/>
+              </w:rPr>
+              <w:t>Go</w:t>
+            </w:r>
+          </w:p>
+        </w:tc>
+        <w:tc>
+          <w:tcPr>
+            <w:tcW w:type="dxa" w:w="4320"/>
+          </w:tcPr>
+          <w:p>
+            <w:r/>
+            <w:r>
+              <w:rPr>
+                <w:sz w:val="18"/>
+              </w:rPr>
+              <w:t>✅ 已装 1.22.5，goproxy.cn 可用</w:t>
+            </w:r>
+          </w:p>
+        </w:tc>
+      </w:tr>
+      <w:tr>
+        <w:tc>
+          <w:tcPr>
+            <w:tcW w:type="dxa" w:w="4320"/>
+          </w:tcPr>
+          <w:p>
+            <w:r/>
+            <w:r>
+              <w:rPr>
+                <w:sz w:val="18"/>
+              </w:rPr>
+              <w:t>Rust</w:t>
+            </w:r>
+          </w:p>
+        </w:tc>
+        <w:tc>
+          <w:tcPr>
+            <w:tcW w:type="dxa" w:w="4320"/>
+          </w:tcPr>
+          <w:p>
+            <w:r/>
+            <w:r>
+              <w:rPr>
+                <w:sz w:val="18"/>
+              </w:rPr>
+              <w:t>✅ 已装 1.99.1（rustup minimal），rsproxy.cn 可用</w:t>
+            </w:r>
+          </w:p>
+        </w:tc>
+      </w:tr>
+      <w:tr>
+        <w:tc>
+          <w:tcPr>
+            <w:tcW w:type="dxa" w:w="4320"/>
+          </w:tcPr>
+          <w:p>
+            <w:r/>
+            <w:r>
+              <w:rPr>
+                <w:sz w:val="18"/>
+              </w:rPr>
+              <w:t>编译</w:t>
+            </w:r>
+          </w:p>
+        </w:tc>
+        <w:tc>
+          <w:tcPr>
+            <w:tcW w:type="dxa" w:w="4320"/>
+          </w:tcPr>
+          <w:p>
+            <w:r/>
+            <w:r>
+              <w:rPr>
+                <w:sz w:val="18"/>
+              </w:rPr>
+              <w:t>rustc -O 单文件编译，无 cargo 依赖，4.5MB 静态二进制</w:t>
+            </w:r>
+          </w:p>
+        </w:tc>
+      </w:tr>
+    </w:tbl>
+    <w:p>
+      <w:pPr>
+        <w:ind w:left="360"/>
+      </w:pPr>
+      <w:r>
+        <w:rPr>
+          <w:i/>
+          <w:color w:val="4A5158"/>
+        </w:rPr>
+        <w:t>之前"128KB/s"的判断只对某些 CDN 节点成立，不代表全部出口。结论：该服务器外网可用，限速是节点相关而非全局。</w:t>
+      </w:r>
+    </w:p>
+    <w:p>
+      <w:pPr>
+        <w:pStyle w:val="Heading2"/>
+      </w:pPr>
+      <w:r>
+        <w:t>7.1 仍未完成</w:t>
       </w:r>
     </w:p>
     <w:tbl>
@@ -2599,7 +2982,7 @@
               <w:rPr>
                 <w:sz w:val="18"/>
               </w:rPr>
-              <w:t>❌</w:t>
+              <w:t>✅ 已完成</w:t>
             </w:r>
           </w:p>
         </w:tc>
@@ -2613,7 +2996,7 @@
               <w:rPr>
                 <w:sz w:val="18"/>
               </w:rPr>
-              <w:t>工具链可装（实测 1.48MB/s），但 OPC UA 客户端编译链长，未在本次窗口完成</w:t>
+              <w:t>见 §8（零依赖 std 实现，4.5MB 二进制，已跑通边缘→云端）</w:t>
             </w:r>
           </w:p>
         </w:tc>

--- a/export/docx/docs/25_23_Ph2交付_备份决策MCP事件管线.docx
+++ b/export/docx/docs/25_23_Ph2交付_备份决策MCP事件管线.docx
@@ -652,7 +652,15 @@
         <w:rPr>
           <w:b w:val="0"/>
         </w:rPr>
-        <w:t>，自动完成 诊断 → 四角色独立出意见 → 独立评估 → 方案卡。</w:t>
+        <w:t>，自动完成</w:t>
+      </w:r>
+    </w:p>
+    <w:p>
+      <w:r>
+        <w:rPr>
+          <w:b w:val="0"/>
+        </w:rPr>
+        <w:t>诊断 → 四角色独立出意见 → 独立评估 → 方案卡。</w:t>
       </w:r>
     </w:p>
     <w:tbl>
@@ -2386,7 +2394,7 @@
         </w:rPr>
         <w:t>┌──────────────────────────────────────────────────────────┐</w:t>
         <w:br/>
-        <w:t>│ 入口  Ingress /pdm-api → python-diagnosis (2 副本)        │</w:t>
+        <w:t>│ 入口  Ingress /pdm-api → python-diagnosis (2 副本)    │</w:t>
         <w:br/>
         <w:t>│       /healthz /version /v1/diagnose /v1/consult          │</w:t>
         <w:br/>
